--- a/internal_doc/03.开发设计/Story-域Domain-1.docx
+++ b/internal_doc/03.开发设计/Story-域Domain-1.docx
@@ -803,7 +803,19 @@
               <w:rPr>
                 <w:rFonts w:hint="eastAsia"/>
               </w:rPr>
-              <w:t>b.removeDomain(</w:t>
+              <w:t>b.</w:t>
+            </w:r>
+            <w:r>
+              <w:rPr>
+                <w:rFonts w:hint="eastAsia"/>
+              </w:rPr>
+              <w:t>drop</w:t>
+            </w:r>
+            <w:r>
+              <w:rPr>
+                <w:rFonts w:hint="eastAsia"/>
+              </w:rPr>
+              <w:t>Domain(</w:t>
             </w:r>
             <w:r>
               <w:rPr>
@@ -1501,9 +1513,6 @@
           <w:p>
             <w:pPr>
               <w:ind w:left="0"/>
-              <w:rPr>
-                <w:rFonts w:hint="eastAsia"/>
-              </w:rPr>
             </w:pPr>
             <w:r>
               <w:rPr>
@@ -1520,9 +1529,6 @@
           <w:p>
             <w:pPr>
               <w:ind w:left="0"/>
-              <w:rPr>
-                <w:rFonts w:hint="eastAsia"/>
-              </w:rPr>
             </w:pPr>
             <w:r>
               <w:rPr>
@@ -2011,9 +2017,6 @@
           <w:p>
             <w:pPr>
               <w:ind w:left="0"/>
-              <w:rPr>
-                <w:rFonts w:hint="eastAsia"/>
-              </w:rPr>
             </w:pPr>
             <w:r>
               <w:t>D</w:t>
@@ -2240,9 +2243,6 @@
           <w:p>
             <w:pPr>
               <w:ind w:left="0"/>
-              <w:rPr>
-                <w:rFonts w:hint="eastAsia"/>
-              </w:rPr>
             </w:pPr>
             <w:r>
               <w:t>D</w:t>
@@ -2514,9 +2514,6 @@
           <w:numId w:val="5"/>
         </w:numPr>
         <w:ind w:firstLineChars="0"/>
-        <w:rPr>
-          <w:rFonts w:hint="eastAsia"/>
-        </w:rPr>
       </w:pPr>
       <w:r>
         <w:rPr>
@@ -2726,7 +2723,1069 @@
         <w:t>描述一下主要流程的处理过程</w:t>
       </w:r>
     </w:p>
-    <w:p/>
+    <w:p>
+      <w:pPr>
+        <w:pStyle w:val="ListParagraph"/>
+        <w:numPr>
+          <w:ilvl w:val="0"/>
+          <w:numId w:val="6"/>
+        </w:numPr>
+        <w:ind w:firstLineChars="0"/>
+        <w:rPr>
+          <w:rFonts w:hint="eastAsia"/>
+        </w:rPr>
+      </w:pPr>
+      <w:r>
+        <w:rPr>
+          <w:rFonts w:hint="eastAsia"/>
+        </w:rPr>
+        <w:t>创建</w:t>
+      </w:r>
+      <w:r>
+        <w:rPr>
+          <w:rFonts w:hint="eastAsia"/>
+        </w:rPr>
+        <w:t>domain</w:t>
+      </w:r>
+    </w:p>
+    <w:p>
+      <w:pPr>
+        <w:shd w:val="clear" w:color="auto" w:fill="BFBFBF" w:themeFill="background1" w:themeFillShade="BF"/>
+        <w:rPr>
+          <w:rFonts w:hint="eastAsia"/>
+        </w:rPr>
+      </w:pPr>
+      <w:r>
+        <w:t>db.createDomain("hello",new Array("db1","db2"))</w:t>
+      </w:r>
+    </w:p>
+    <w:p>
+      <w:pPr>
+        <w:pStyle w:val="ListParagraph"/>
+        <w:numPr>
+          <w:ilvl w:val="0"/>
+          <w:numId w:val="6"/>
+        </w:numPr>
+        <w:ind w:firstLineChars="0"/>
+        <w:rPr>
+          <w:rFonts w:hint="eastAsia"/>
+        </w:rPr>
+      </w:pPr>
+      <w:r>
+        <w:rPr>
+          <w:rFonts w:hint="eastAsia"/>
+        </w:rPr>
+        <w:t>重复创建同名</w:t>
+      </w:r>
+      <w:r>
+        <w:rPr>
+          <w:rFonts w:hint="eastAsia"/>
+        </w:rPr>
+        <w:t>domain</w:t>
+      </w:r>
+      <w:r>
+        <w:rPr>
+          <w:rFonts w:hint="eastAsia"/>
+        </w:rPr>
+        <w:t>返回</w:t>
+      </w:r>
+      <w:r>
+        <w:rPr>
+          <w:rFonts w:hint="eastAsia"/>
+        </w:rPr>
+        <w:t>-215</w:t>
+      </w:r>
+    </w:p>
+    <w:p>
+      <w:pPr>
+        <w:shd w:val="clear" w:color="auto" w:fill="BFBFBF" w:themeFill="background1" w:themeFillShade="BF"/>
+      </w:pPr>
+      <w:r>
+        <w:t>&gt; db.createDomain("hello",new Array("db1","db2"))</w:t>
+      </w:r>
+    </w:p>
+    <w:p>
+      <w:pPr>
+        <w:shd w:val="clear" w:color="auto" w:fill="BFBFBF" w:themeFill="background1" w:themeFillShade="BF"/>
+      </w:pPr>
+      <w:r>
+        <w:t>(nofile):0 uncaught exception: -215</w:t>
+      </w:r>
+    </w:p>
+    <w:p>
+      <w:pPr>
+        <w:shd w:val="clear" w:color="auto" w:fill="BFBFBF" w:themeFill="background1" w:themeFillShade="BF"/>
+      </w:pPr>
+      <w:r>
+        <w:t>Takes 0.2542s.</w:t>
+      </w:r>
+    </w:p>
+    <w:p>
+      <w:pPr>
+        <w:shd w:val="clear" w:color="auto" w:fill="BFBFBF" w:themeFill="background1" w:themeFillShade="BF"/>
+      </w:pPr>
+      <w:r>
+        <w:t>&gt; getErr(-215)</w:t>
+      </w:r>
+    </w:p>
+    <w:p>
+      <w:pPr>
+        <w:shd w:val="clear" w:color="auto" w:fill="BFBFBF" w:themeFill="background1" w:themeFillShade="BF"/>
+      </w:pPr>
+      <w:r>
+        <w:t>domain already exist</w:t>
+      </w:r>
+    </w:p>
+    <w:p>
+      <w:pPr>
+        <w:shd w:val="clear" w:color="auto" w:fill="BFBFBF" w:themeFill="background1" w:themeFillShade="BF"/>
+        <w:rPr>
+          <w:rFonts w:hint="eastAsia"/>
+        </w:rPr>
+      </w:pPr>
+      <w:r>
+        <w:t>Takes 0.24606s.</w:t>
+      </w:r>
+    </w:p>
+    <w:p>
+      <w:pPr>
+        <w:pStyle w:val="ListParagraph"/>
+        <w:numPr>
+          <w:ilvl w:val="0"/>
+          <w:numId w:val="6"/>
+        </w:numPr>
+        <w:ind w:firstLineChars="0"/>
+        <w:rPr>
+          <w:rFonts w:hint="eastAsia"/>
+        </w:rPr>
+      </w:pPr>
+      <w:r>
+        <w:rPr>
+          <w:rFonts w:hint="eastAsia"/>
+        </w:rPr>
+        <w:t>创建</w:t>
+      </w:r>
+      <w:r>
+        <w:rPr>
+          <w:rFonts w:hint="eastAsia"/>
+        </w:rPr>
+        <w:t>domain</w:t>
+      </w:r>
+      <w:r>
+        <w:rPr>
+          <w:rFonts w:hint="eastAsia"/>
+        </w:rPr>
+        <w:t>时包含多个相同的组返回</w:t>
+      </w:r>
+      <w:r>
+        <w:rPr>
+          <w:rFonts w:hint="eastAsia"/>
+        </w:rPr>
+        <w:t>-6</w:t>
+      </w:r>
+    </w:p>
+    <w:p>
+      <w:pPr>
+        <w:shd w:val="clear" w:color="auto" w:fill="BFBFBF" w:themeFill="background1" w:themeFillShade="BF"/>
+      </w:pPr>
+      <w:r>
+        <w:t>&gt; db.createDomain("hello1",new Array("db1","db1"))</w:t>
+      </w:r>
+    </w:p>
+    <w:p>
+      <w:pPr>
+        <w:shd w:val="clear" w:color="auto" w:fill="BFBFBF" w:themeFill="background1" w:themeFillShade="BF"/>
+      </w:pPr>
+      <w:r>
+        <w:t>(nofile):0 uncaught exception: -6</w:t>
+      </w:r>
+    </w:p>
+    <w:p>
+      <w:pPr>
+        <w:shd w:val="clear" w:color="auto" w:fill="BFBFBF" w:themeFill="background1" w:themeFillShade="BF"/>
+        <w:rPr>
+          <w:rFonts w:hint="eastAsia"/>
+        </w:rPr>
+      </w:pPr>
+      <w:r>
+        <w:t>Takes 0.2001s.</w:t>
+      </w:r>
+    </w:p>
+    <w:p>
+      <w:pPr>
+        <w:pStyle w:val="ListParagraph"/>
+        <w:numPr>
+          <w:ilvl w:val="0"/>
+          <w:numId w:val="6"/>
+        </w:numPr>
+        <w:ind w:firstLineChars="0"/>
+        <w:rPr>
+          <w:rFonts w:hint="eastAsia"/>
+        </w:rPr>
+      </w:pPr>
+      <w:r>
+        <w:rPr>
+          <w:rFonts w:hint="eastAsia"/>
+        </w:rPr>
+        <w:t>创建</w:t>
+      </w:r>
+      <w:r>
+        <w:rPr>
+          <w:rFonts w:hint="eastAsia"/>
+        </w:rPr>
+        <w:t>domain</w:t>
+      </w:r>
+      <w:r>
+        <w:rPr>
+          <w:rFonts w:hint="eastAsia"/>
+        </w:rPr>
+        <w:t>时包含不存在的组返回</w:t>
+      </w:r>
+      <w:r>
+        <w:rPr>
+          <w:rFonts w:hint="eastAsia"/>
+        </w:rPr>
+        <w:t>-154</w:t>
+      </w:r>
+    </w:p>
+    <w:p>
+      <w:pPr>
+        <w:shd w:val="clear" w:color="auto" w:fill="BFBFBF" w:themeFill="background1" w:themeFillShade="BF"/>
+      </w:pPr>
+      <w:r>
+        <w:t>&gt; db.createDomain("hello1",new Array("db1","unknown"))</w:t>
+      </w:r>
+    </w:p>
+    <w:p>
+      <w:pPr>
+        <w:shd w:val="clear" w:color="auto" w:fill="BFBFBF" w:themeFill="background1" w:themeFillShade="BF"/>
+      </w:pPr>
+      <w:r>
+        <w:t>(nofile):0 uncaught exception: -154</w:t>
+      </w:r>
+    </w:p>
+    <w:p>
+      <w:pPr>
+        <w:shd w:val="clear" w:color="auto" w:fill="BFBFBF" w:themeFill="background1" w:themeFillShade="BF"/>
+      </w:pPr>
+      <w:r>
+        <w:t>Takes 0.1462s.</w:t>
+      </w:r>
+    </w:p>
+    <w:p>
+      <w:pPr>
+        <w:shd w:val="clear" w:color="auto" w:fill="BFBFBF" w:themeFill="background1" w:themeFillShade="BF"/>
+      </w:pPr>
+      <w:r>
+        <w:lastRenderedPageBreak/>
+        <w:t>&gt; getErr(-154)</w:t>
+      </w:r>
+    </w:p>
+    <w:p>
+      <w:pPr>
+        <w:shd w:val="clear" w:color="auto" w:fill="BFBFBF" w:themeFill="background1" w:themeFillShade="BF"/>
+      </w:pPr>
+      <w:r>
+        <w:t>group does not exist</w:t>
+      </w:r>
+    </w:p>
+    <w:p>
+      <w:pPr>
+        <w:shd w:val="clear" w:color="auto" w:fill="BFBFBF" w:themeFill="background1" w:themeFillShade="BF"/>
+        <w:rPr>
+          <w:rFonts w:hint="eastAsia"/>
+        </w:rPr>
+      </w:pPr>
+      <w:r>
+        <w:t>Takes 0.547s.</w:t>
+      </w:r>
+    </w:p>
+    <w:p>
+      <w:pPr>
+        <w:pStyle w:val="ListParagraph"/>
+        <w:numPr>
+          <w:ilvl w:val="0"/>
+          <w:numId w:val="6"/>
+        </w:numPr>
+        <w:ind w:firstLineChars="0"/>
+        <w:rPr>
+          <w:rFonts w:hint="eastAsia"/>
+        </w:rPr>
+      </w:pPr>
+      <w:r>
+        <w:rPr>
+          <w:rFonts w:hint="eastAsia"/>
+        </w:rPr>
+        <w:t>创建</w:t>
+      </w:r>
+      <w:r>
+        <w:rPr>
+          <w:rFonts w:hint="eastAsia"/>
+        </w:rPr>
+        <w:t>domain</w:t>
+      </w:r>
+      <w:r>
+        <w:rPr>
+          <w:rFonts w:hint="eastAsia"/>
+        </w:rPr>
+        <w:t>时不提供组则默认为全部组（没有</w:t>
+      </w:r>
+      <w:r>
+        <w:rPr>
+          <w:rFonts w:hint="eastAsia"/>
+        </w:rPr>
+        <w:t>Group</w:t>
+      </w:r>
+      <w:r>
+        <w:rPr>
+          <w:rFonts w:hint="eastAsia"/>
+        </w:rPr>
+        <w:t>字段）</w:t>
+      </w:r>
+    </w:p>
+    <w:p>
+      <w:pPr>
+        <w:shd w:val="clear" w:color="auto" w:fill="BFBFBF" w:themeFill="background1" w:themeFillShade="BF"/>
+      </w:pPr>
+      <w:r>
+        <w:t>&gt; db.createDomain("hello1")</w:t>
+      </w:r>
+    </w:p>
+    <w:p>
+      <w:pPr>
+        <w:shd w:val="clear" w:color="auto" w:fill="BFBFBF" w:themeFill="background1" w:themeFillShade="BF"/>
+      </w:pPr>
+      <w:r>
+        <w:t>hello1</w:t>
+      </w:r>
+    </w:p>
+    <w:p>
+      <w:pPr>
+        <w:shd w:val="clear" w:color="auto" w:fill="BFBFBF" w:themeFill="background1" w:themeFillShade="BF"/>
+      </w:pPr>
+      <w:r>
+        <w:t>Takes 0.854s.</w:t>
+      </w:r>
+    </w:p>
+    <w:p>
+      <w:pPr>
+        <w:shd w:val="clear" w:color="auto" w:fill="BFBFBF" w:themeFill="background1" w:themeFillShade="BF"/>
+      </w:pPr>
+      <w:r>
+        <w:t>&gt; db.listDomains()</w:t>
+      </w:r>
+    </w:p>
+    <w:p>
+      <w:pPr>
+        <w:shd w:val="clear" w:color="auto" w:fill="BFBFBF" w:themeFill="background1" w:themeFillShade="BF"/>
+      </w:pPr>
+      <w:r>
+        <w:t>{</w:t>
+      </w:r>
+    </w:p>
+    <w:p>
+      <w:pPr>
+        <w:shd w:val="clear" w:color="auto" w:fill="BFBFBF" w:themeFill="background1" w:themeFillShade="BF"/>
+      </w:pPr>
+      <w:r>
+        <w:t xml:space="preserve">  "_id": {</w:t>
+      </w:r>
+    </w:p>
+    <w:p>
+      <w:pPr>
+        <w:shd w:val="clear" w:color="auto" w:fill="BFBFBF" w:themeFill="background1" w:themeFillShade="BF"/>
+      </w:pPr>
+      <w:r>
+        <w:t xml:space="preserve">    "$oid": "534d1af3a238a4d9da63e4f6"</w:t>
+      </w:r>
+    </w:p>
+    <w:p>
+      <w:pPr>
+        <w:shd w:val="clear" w:color="auto" w:fill="BFBFBF" w:themeFill="background1" w:themeFillShade="BF"/>
+      </w:pPr>
+      <w:r>
+        <w:t xml:space="preserve">  },</w:t>
+      </w:r>
+    </w:p>
+    <w:p>
+      <w:pPr>
+        <w:shd w:val="clear" w:color="auto" w:fill="BFBFBF" w:themeFill="background1" w:themeFillShade="BF"/>
+      </w:pPr>
+      <w:r>
+        <w:t xml:space="preserve">  "Domain": "hello1"</w:t>
+      </w:r>
+    </w:p>
+    <w:p>
+      <w:pPr>
+        <w:shd w:val="clear" w:color="auto" w:fill="BFBFBF" w:themeFill="background1" w:themeFillShade="BF"/>
+      </w:pPr>
+      <w:r>
+        <w:t>}</w:t>
+      </w:r>
+    </w:p>
+    <w:p>
+      <w:pPr>
+        <w:shd w:val="clear" w:color="auto" w:fill="BFBFBF" w:themeFill="background1" w:themeFillShade="BF"/>
+      </w:pPr>
+      <w:r>
+        <w:t xml:space="preserve">Return </w:t>
+      </w:r>
+      <w:r>
+        <w:rPr>
+          <w:rFonts w:hint="eastAsia"/>
+        </w:rPr>
+        <w:t>1</w:t>
+      </w:r>
+      <w:r>
+        <w:t xml:space="preserve"> row(s).</w:t>
+      </w:r>
+    </w:p>
+    <w:p>
+      <w:pPr>
+        <w:shd w:val="clear" w:color="auto" w:fill="BFBFBF" w:themeFill="background1" w:themeFillShade="BF"/>
+        <w:rPr>
+          <w:rFonts w:hint="eastAsia"/>
+        </w:rPr>
+      </w:pPr>
+      <w:r>
+        <w:t>Takes 0.2004s.</w:t>
+      </w:r>
+    </w:p>
+    <w:p>
+      <w:pPr>
+        <w:pStyle w:val="ListParagraph"/>
+        <w:numPr>
+          <w:ilvl w:val="0"/>
+          <w:numId w:val="6"/>
+        </w:numPr>
+        <w:ind w:firstLineChars="0"/>
+        <w:rPr>
+          <w:rFonts w:hint="eastAsia"/>
+        </w:rPr>
+      </w:pPr>
+      <w:r>
+        <w:rPr>
+          <w:rFonts w:hint="eastAsia"/>
+        </w:rPr>
+        <w:t>删除</w:t>
+      </w:r>
+      <w:r>
+        <w:rPr>
+          <w:rFonts w:hint="eastAsia"/>
+        </w:rPr>
+        <w:t>domain</w:t>
+      </w:r>
+    </w:p>
+    <w:p>
+      <w:pPr>
+        <w:shd w:val="clear" w:color="auto" w:fill="BFBFBF" w:themeFill="background1" w:themeFillShade="BF"/>
+        <w:rPr>
+          <w:rFonts w:hint="eastAsia"/>
+        </w:rPr>
+      </w:pPr>
+      <w:r>
+        <w:t>db.dropDomain("hello")</w:t>
+      </w:r>
+    </w:p>
+    <w:p>
+      <w:pPr>
+        <w:pStyle w:val="ListParagraph"/>
+        <w:numPr>
+          <w:ilvl w:val="0"/>
+          <w:numId w:val="6"/>
+        </w:numPr>
+        <w:ind w:firstLineChars="0"/>
+        <w:rPr>
+          <w:rFonts w:hint="eastAsia"/>
+        </w:rPr>
+      </w:pPr>
+      <w:r>
+        <w:rPr>
+          <w:rFonts w:hint="eastAsia"/>
+        </w:rPr>
+        <w:t>删除不存在的</w:t>
+      </w:r>
+      <w:r>
+        <w:rPr>
+          <w:rFonts w:hint="eastAsia"/>
+        </w:rPr>
+        <w:t>domain</w:t>
+      </w:r>
+      <w:r>
+        <w:rPr>
+          <w:rFonts w:hint="eastAsia"/>
+        </w:rPr>
+        <w:t>返回</w:t>
+      </w:r>
+      <w:r>
+        <w:rPr>
+          <w:rFonts w:hint="eastAsia"/>
+        </w:rPr>
+        <w:t>-214</w:t>
+      </w:r>
+    </w:p>
+    <w:p>
+      <w:pPr>
+        <w:shd w:val="clear" w:color="auto" w:fill="BFBFBF" w:themeFill="background1" w:themeFillShade="BF"/>
+      </w:pPr>
+      <w:r>
+        <w:t>&gt; db.dropDomain("hello")</w:t>
+      </w:r>
+    </w:p>
+    <w:p>
+      <w:pPr>
+        <w:shd w:val="clear" w:color="auto" w:fill="BFBFBF" w:themeFill="background1" w:themeFillShade="BF"/>
+      </w:pPr>
+      <w:r>
+        <w:t>(nofile):0 uncaught exception: -214</w:t>
+      </w:r>
+    </w:p>
+    <w:p>
+      <w:pPr>
+        <w:shd w:val="clear" w:color="auto" w:fill="BFBFBF" w:themeFill="background1" w:themeFillShade="BF"/>
+      </w:pPr>
+      <w:r>
+        <w:t>Takes 0.2238s.</w:t>
+      </w:r>
+    </w:p>
+    <w:p>
+      <w:pPr>
+        <w:shd w:val="clear" w:color="auto" w:fill="BFBFBF" w:themeFill="background1" w:themeFillShade="BF"/>
+      </w:pPr>
+      <w:r>
+        <w:t>&gt; getErr(-214)</w:t>
+      </w:r>
+    </w:p>
+    <w:p>
+      <w:pPr>
+        <w:shd w:val="clear" w:color="auto" w:fill="BFBFBF" w:themeFill="background1" w:themeFillShade="BF"/>
+      </w:pPr>
+      <w:r>
+        <w:t>domain not exist</w:t>
+      </w:r>
+    </w:p>
+    <w:p>
+      <w:pPr>
+        <w:shd w:val="clear" w:color="auto" w:fill="BFBFBF" w:themeFill="background1" w:themeFillShade="BF"/>
+        <w:rPr>
+          <w:rFonts w:hint="eastAsia"/>
+        </w:rPr>
+      </w:pPr>
+      <w:r>
+        <w:t>Takes 0.307s.</w:t>
+      </w:r>
+    </w:p>
+    <w:p>
+      <w:pPr>
+        <w:pStyle w:val="ListParagraph"/>
+        <w:numPr>
+          <w:ilvl w:val="0"/>
+          <w:numId w:val="6"/>
+        </w:numPr>
+        <w:ind w:firstLineChars="0"/>
+        <w:rPr>
+          <w:rFonts w:hint="eastAsia"/>
+        </w:rPr>
+      </w:pPr>
+      <w:r>
+        <w:rPr>
+          <w:rFonts w:hint="eastAsia"/>
+        </w:rPr>
+        <w:t>如果有任何集合空间使用该</w:t>
+      </w:r>
+      <w:r>
+        <w:rPr>
+          <w:rFonts w:hint="eastAsia"/>
+        </w:rPr>
+        <w:t>domain</w:t>
+      </w:r>
+      <w:r>
+        <w:rPr>
+          <w:rFonts w:hint="eastAsia"/>
+        </w:rPr>
+        <w:t>，删除</w:t>
+      </w:r>
+      <w:r>
+        <w:rPr>
+          <w:rFonts w:hint="eastAsia"/>
+        </w:rPr>
+        <w:t>domain</w:t>
+      </w:r>
+      <w:r>
+        <w:rPr>
+          <w:rFonts w:hint="eastAsia"/>
+        </w:rPr>
+        <w:t>时返回</w:t>
+      </w:r>
+      <w:r>
+        <w:rPr>
+          <w:rFonts w:hint="eastAsia"/>
+        </w:rPr>
+        <w:t>-256</w:t>
+      </w:r>
+    </w:p>
+    <w:p>
+      <w:pPr>
+        <w:shd w:val="clear" w:color="auto" w:fill="BFBFBF" w:themeFill="background1" w:themeFillShade="BF"/>
+      </w:pPr>
+      <w:r>
+        <w:t>&gt; db.dropDomain("hello")</w:t>
+      </w:r>
+    </w:p>
+    <w:p>
+      <w:pPr>
+        <w:shd w:val="clear" w:color="auto" w:fill="BFBFBF" w:themeFill="background1" w:themeFillShade="BF"/>
+      </w:pPr>
+      <w:r>
+        <w:t>(nofile):0 uncaught exception: -256</w:t>
+      </w:r>
+    </w:p>
+    <w:p>
+      <w:pPr>
+        <w:shd w:val="clear" w:color="auto" w:fill="BFBFBF" w:themeFill="background1" w:themeFillShade="BF"/>
+      </w:pPr>
+      <w:r>
+        <w:t>Takes 0.958s.</w:t>
+      </w:r>
+    </w:p>
+    <w:p>
+      <w:pPr>
+        <w:shd w:val="clear" w:color="auto" w:fill="BFBFBF" w:themeFill="background1" w:themeFillShade="BF"/>
+      </w:pPr>
+      <w:r>
+        <w:t>&gt; getErr(-256)</w:t>
+      </w:r>
+    </w:p>
+    <w:p>
+      <w:pPr>
+        <w:shd w:val="clear" w:color="auto" w:fill="BFBFBF" w:themeFill="background1" w:themeFillShade="BF"/>
+      </w:pPr>
+      <w:r>
+        <w:t>Domain is not empty</w:t>
+      </w:r>
+    </w:p>
+    <w:p>
+      <w:pPr>
+        <w:shd w:val="clear" w:color="auto" w:fill="BFBFBF" w:themeFill="background1" w:themeFillShade="BF"/>
+        <w:rPr>
+          <w:rFonts w:hint="eastAsia"/>
+        </w:rPr>
+      </w:pPr>
+      <w:r>
+        <w:t>Takes 0.560s.</w:t>
+      </w:r>
+    </w:p>
+    <w:p>
+      <w:pPr>
+        <w:pStyle w:val="ListParagraph"/>
+        <w:numPr>
+          <w:ilvl w:val="0"/>
+          <w:numId w:val="6"/>
+        </w:numPr>
+        <w:ind w:firstLineChars="0"/>
+        <w:rPr>
+          <w:rFonts w:hint="eastAsia"/>
+        </w:rPr>
+      </w:pPr>
+      <w:r>
+        <w:rPr>
+          <w:rFonts w:hint="eastAsia"/>
+        </w:rPr>
+        <w:t>列出所有</w:t>
+      </w:r>
+      <w:r>
+        <w:rPr>
+          <w:rFonts w:hint="eastAsia"/>
+        </w:rPr>
+        <w:t>domain</w:t>
+      </w:r>
+    </w:p>
+    <w:p>
+      <w:pPr>
+        <w:shd w:val="clear" w:color="auto" w:fill="BFBFBF" w:themeFill="background1" w:themeFillShade="BF"/>
+      </w:pPr>
+      <w:r>
+        <w:t>&gt; db.listDomains()</w:t>
+      </w:r>
+    </w:p>
+    <w:p>
+      <w:pPr>
+        <w:shd w:val="clear" w:color="auto" w:fill="BFBFBF" w:themeFill="background1" w:themeFillShade="BF"/>
+      </w:pPr>
+      <w:r>
+        <w:t>{</w:t>
+      </w:r>
+    </w:p>
+    <w:p>
+      <w:pPr>
+        <w:shd w:val="clear" w:color="auto" w:fill="BFBFBF" w:themeFill="background1" w:themeFillShade="BF"/>
+      </w:pPr>
+      <w:r>
+        <w:t xml:space="preserve">  "_id": {</w:t>
+      </w:r>
+    </w:p>
+    <w:p>
+      <w:pPr>
+        <w:shd w:val="clear" w:color="auto" w:fill="BFBFBF" w:themeFill="background1" w:themeFillShade="BF"/>
+      </w:pPr>
+      <w:r>
+        <w:t xml:space="preserve">    "$oid": "534d19b5a238a4d9da63e4f5"</w:t>
+      </w:r>
+    </w:p>
+    <w:p>
+      <w:pPr>
+        <w:shd w:val="clear" w:color="auto" w:fill="BFBFBF" w:themeFill="background1" w:themeFillShade="BF"/>
+      </w:pPr>
+      <w:r>
+        <w:t xml:space="preserve">  },</w:t>
+      </w:r>
+    </w:p>
+    <w:p>
+      <w:pPr>
+        <w:shd w:val="clear" w:color="auto" w:fill="BFBFBF" w:themeFill="background1" w:themeFillShade="BF"/>
+      </w:pPr>
+      <w:r>
+        <w:t xml:space="preserve">  "Domain": "hello",</w:t>
+      </w:r>
+    </w:p>
+    <w:p>
+      <w:pPr>
+        <w:shd w:val="clear" w:color="auto" w:fill="BFBFBF" w:themeFill="background1" w:themeFillShade="BF"/>
+      </w:pPr>
+      <w:r>
+        <w:t xml:space="preserve">  "Group": [</w:t>
+      </w:r>
+    </w:p>
+    <w:p>
+      <w:pPr>
+        <w:shd w:val="clear" w:color="auto" w:fill="BFBFBF" w:themeFill="background1" w:themeFillShade="BF"/>
+      </w:pPr>
+      <w:r>
+        <w:t xml:space="preserve">    "db1",</w:t>
+      </w:r>
+    </w:p>
+    <w:p>
+      <w:pPr>
+        <w:shd w:val="clear" w:color="auto" w:fill="BFBFBF" w:themeFill="background1" w:themeFillShade="BF"/>
+      </w:pPr>
+      <w:r>
+        <w:t xml:space="preserve">    "db2"</w:t>
+      </w:r>
+    </w:p>
+    <w:p>
+      <w:pPr>
+        <w:shd w:val="clear" w:color="auto" w:fill="BFBFBF" w:themeFill="background1" w:themeFillShade="BF"/>
+      </w:pPr>
+      <w:r>
+        <w:t xml:space="preserve">  ]</w:t>
+      </w:r>
+    </w:p>
+    <w:p>
+      <w:pPr>
+        <w:shd w:val="clear" w:color="auto" w:fill="BFBFBF" w:themeFill="background1" w:themeFillShade="BF"/>
+      </w:pPr>
+      <w:r>
+        <w:t>}</w:t>
+      </w:r>
+    </w:p>
+    <w:p>
+      <w:pPr>
+        <w:shd w:val="clear" w:color="auto" w:fill="BFBFBF" w:themeFill="background1" w:themeFillShade="BF"/>
+      </w:pPr>
+      <w:r>
+        <w:lastRenderedPageBreak/>
+        <w:t>Return 1 row(s).</w:t>
+      </w:r>
+    </w:p>
+    <w:p>
+      <w:pPr>
+        <w:shd w:val="clear" w:color="auto" w:fill="BFBFBF" w:themeFill="background1" w:themeFillShade="BF"/>
+        <w:rPr>
+          <w:rFonts w:hint="eastAsia"/>
+        </w:rPr>
+      </w:pPr>
+      <w:r>
+        <w:t>Takes 0.1486s.</w:t>
+      </w:r>
+    </w:p>
+    <w:p>
+      <w:pPr>
+        <w:pStyle w:val="ListParagraph"/>
+        <w:numPr>
+          <w:ilvl w:val="0"/>
+          <w:numId w:val="6"/>
+        </w:numPr>
+        <w:ind w:firstLineChars="0"/>
+        <w:rPr>
+          <w:rFonts w:hint="eastAsia"/>
+        </w:rPr>
+      </w:pPr>
+      <w:r>
+        <w:rPr>
+          <w:rFonts w:hint="eastAsia"/>
+        </w:rPr>
+        <w:t>创建集合空间时指定</w:t>
+      </w:r>
+      <w:r>
+        <w:rPr>
+          <w:rFonts w:hint="eastAsia"/>
+        </w:rPr>
+        <w:t>domain</w:t>
+      </w:r>
+    </w:p>
+    <w:p>
+      <w:pPr>
+        <w:rPr>
+          <w:rFonts w:hint="eastAsia"/>
+        </w:rPr>
+      </w:pPr>
+    </w:p>
+    <w:p>
+      <w:pPr>
+        <w:pStyle w:val="ListParagraph"/>
+        <w:numPr>
+          <w:ilvl w:val="0"/>
+          <w:numId w:val="6"/>
+        </w:numPr>
+        <w:ind w:firstLineChars="0"/>
+        <w:rPr>
+          <w:rFonts w:hint="eastAsia"/>
+        </w:rPr>
+      </w:pPr>
+      <w:r>
+        <w:rPr>
+          <w:rFonts w:hint="eastAsia"/>
+        </w:rPr>
+        <w:t>不指定</w:t>
+      </w:r>
+      <w:r>
+        <w:rPr>
+          <w:rFonts w:hint="eastAsia"/>
+        </w:rPr>
+        <w:t>domain</w:t>
+      </w:r>
+      <w:r>
+        <w:rPr>
+          <w:rFonts w:hint="eastAsia"/>
+        </w:rPr>
+        <w:t>的集合空间默认使用</w:t>
+      </w:r>
+      <w:r>
+        <w:rPr>
+          <w:rFonts w:hint="eastAsia"/>
+        </w:rPr>
+        <w:t>SYSDomain</w:t>
+      </w:r>
+    </w:p>
+    <w:p>
+      <w:pPr>
+        <w:rPr>
+          <w:rFonts w:hint="eastAsia"/>
+        </w:rPr>
+      </w:pPr>
+    </w:p>
+    <w:p>
+      <w:pPr>
+        <w:pStyle w:val="ListParagraph"/>
+        <w:numPr>
+          <w:ilvl w:val="0"/>
+          <w:numId w:val="6"/>
+        </w:numPr>
+        <w:ind w:firstLineChars="0"/>
+        <w:rPr>
+          <w:rFonts w:hint="eastAsia"/>
+        </w:rPr>
+      </w:pPr>
+      <w:r>
+        <w:rPr>
+          <w:rFonts w:hint="eastAsia"/>
+        </w:rPr>
+        <w:t>如果</w:t>
+      </w:r>
+      <w:r>
+        <w:rPr>
+          <w:rFonts w:hint="eastAsia"/>
+        </w:rPr>
+        <w:t>domain</w:t>
+      </w:r>
+      <w:r>
+        <w:rPr>
+          <w:rFonts w:hint="eastAsia"/>
+        </w:rPr>
+        <w:t>不包含</w:t>
+      </w:r>
+      <w:r>
+        <w:rPr>
+          <w:rFonts w:hint="eastAsia"/>
+        </w:rPr>
+        <w:t>Group</w:t>
+      </w:r>
+      <w:r>
+        <w:rPr>
+          <w:rFonts w:hint="eastAsia"/>
+        </w:rPr>
+        <w:t>字段，默认为当前系统中所有组</w:t>
+      </w:r>
+    </w:p>
+    <w:p>
+      <w:pPr>
+        <w:pStyle w:val="ListParagraph"/>
+        <w:rPr>
+          <w:rFonts w:hint="eastAsia"/>
+        </w:rPr>
+      </w:pPr>
+    </w:p>
+    <w:p>
+      <w:pPr>
+        <w:pStyle w:val="ListParagraph"/>
+        <w:numPr>
+          <w:ilvl w:val="0"/>
+          <w:numId w:val="6"/>
+        </w:numPr>
+        <w:ind w:firstLineChars="0"/>
+        <w:rPr>
+          <w:rFonts w:hint="eastAsia"/>
+        </w:rPr>
+      </w:pPr>
+      <w:r>
+        <w:t>S</w:t>
+      </w:r>
+      <w:r>
+        <w:rPr>
+          <w:rFonts w:hint="eastAsia"/>
+        </w:rPr>
+        <w:t>plit</w:t>
+      </w:r>
+      <w:r>
+        <w:rPr>
+          <w:rFonts w:hint="eastAsia"/>
+        </w:rPr>
+        <w:t>集合时，目标组必须在该集合所在集合空间的</w:t>
+      </w:r>
+      <w:r>
+        <w:rPr>
+          <w:rFonts w:hint="eastAsia"/>
+        </w:rPr>
+        <w:t>domain</w:t>
+      </w:r>
+      <w:r>
+        <w:rPr>
+          <w:rFonts w:hint="eastAsia"/>
+        </w:rPr>
+        <w:t>内</w:t>
+      </w:r>
+    </w:p>
+    <w:p>
+      <w:pPr>
+        <w:pStyle w:val="ListParagraph"/>
+        <w:rPr>
+          <w:rFonts w:hint="eastAsia"/>
+        </w:rPr>
+      </w:pPr>
+    </w:p>
+    <w:p>
+      <w:pPr>
+        <w:pStyle w:val="ListParagraph"/>
+        <w:numPr>
+          <w:ilvl w:val="0"/>
+          <w:numId w:val="6"/>
+        </w:numPr>
+        <w:ind w:firstLineChars="0"/>
+        <w:rPr>
+          <w:rFonts w:hint="eastAsia"/>
+        </w:rPr>
+      </w:pPr>
+      <w:r>
+        <w:rPr>
+          <w:rFonts w:hint="eastAsia"/>
+        </w:rPr>
+        <w:t>创建集合时，集合默认切分在该集合空间所指定</w:t>
+      </w:r>
+      <w:r>
+        <w:rPr>
+          <w:rFonts w:hint="eastAsia"/>
+        </w:rPr>
+        <w:t>domain</w:t>
+      </w:r>
+      <w:r>
+        <w:rPr>
+          <w:rFonts w:hint="eastAsia"/>
+        </w:rPr>
+        <w:t>的所有组中</w:t>
+      </w:r>
+    </w:p>
+    <w:p>
+      <w:pPr>
+        <w:pStyle w:val="ListParagraph"/>
+        <w:rPr>
+          <w:rFonts w:hint="eastAsia"/>
+        </w:rPr>
+      </w:pPr>
+    </w:p>
+    <w:p>
+      <w:pPr>
+        <w:pStyle w:val="ListParagraph"/>
+        <w:numPr>
+          <w:ilvl w:val="0"/>
+          <w:numId w:val="6"/>
+        </w:numPr>
+        <w:ind w:firstLineChars="0"/>
+      </w:pPr>
+      <w:r>
+        <w:rPr>
+          <w:rFonts w:hint="eastAsia"/>
+        </w:rPr>
+        <w:t>创建集合时，对于非分区集合如果指定</w:t>
+      </w:r>
+      <w:r>
+        <w:rPr>
+          <w:rFonts w:hint="eastAsia"/>
+        </w:rPr>
+        <w:t>domain</w:t>
+      </w:r>
+      <w:r>
+        <w:rPr>
+          <w:rFonts w:hint="eastAsia"/>
+        </w:rPr>
+        <w:t>，则位于该</w:t>
+      </w:r>
+      <w:r>
+        <w:rPr>
+          <w:rFonts w:hint="eastAsia"/>
+        </w:rPr>
+        <w:t>domain</w:t>
+      </w:r>
+      <w:r>
+        <w:rPr>
+          <w:rFonts w:hint="eastAsia"/>
+        </w:rPr>
+        <w:t>的第一个组。如果未指定</w:t>
+      </w:r>
+      <w:r>
+        <w:rPr>
+          <w:rFonts w:hint="eastAsia"/>
+        </w:rPr>
+        <w:t>domain</w:t>
+      </w:r>
+      <w:r>
+        <w:rPr>
+          <w:rFonts w:hint="eastAsia"/>
+        </w:rPr>
+        <w:t>，则位于最小</w:t>
+      </w:r>
+      <w:r>
+        <w:rPr>
+          <w:rFonts w:hint="eastAsia"/>
+        </w:rPr>
+        <w:t>id</w:t>
+      </w:r>
+      <w:r>
+        <w:rPr>
+          <w:rFonts w:hint="eastAsia"/>
+        </w:rPr>
+        <w:t>的组。</w:t>
+      </w:r>
+    </w:p>
     <w:p/>
     <w:p>
       <w:pPr>
@@ -3095,7 +4154,6 @@
               <w:rPr>
                 <w:rFonts w:hint="eastAsia"/>
               </w:rPr>
-              <w:lastRenderedPageBreak/>
               <w:t>Story.uniondb.mgr.001.001</w:t>
             </w:r>
           </w:p>
@@ -3587,6 +4645,95 @@
     </w:lvl>
   </w:abstractNum>
   <w:abstractNum w:abstractNumId="3">
+    <w:nsid w:val="26BF33B3"/>
+    <w:multiLevelType w:val="hybridMultilevel"/>
+    <w:tmpl w:val="5B624022"/>
+    <w:lvl w:ilvl="0" w:tplc="DF846788">
+      <w:start w:val="1"/>
+      <w:numFmt w:val="decimal"/>
+      <w:lvlText w:val="%1）"/>
+      <w:lvlJc w:val="left"/>
+      <w:pPr>
+        <w:ind w:left="717" w:hanging="360"/>
+      </w:pPr>
+      <w:rPr>
+        <w:rFonts w:hint="default"/>
+      </w:rPr>
+    </w:lvl>
+    <w:lvl w:ilvl="1" w:tplc="04090019" w:tentative="1">
+      <w:start w:val="1"/>
+      <w:numFmt w:val="lowerLetter"/>
+      <w:lvlText w:val="%2)"/>
+      <w:lvlJc w:val="left"/>
+      <w:pPr>
+        <w:ind w:left="1197" w:hanging="420"/>
+      </w:pPr>
+    </w:lvl>
+    <w:lvl w:ilvl="2" w:tplc="0409001B" w:tentative="1">
+      <w:start w:val="1"/>
+      <w:numFmt w:val="lowerRoman"/>
+      <w:lvlText w:val="%3."/>
+      <w:lvlJc w:val="right"/>
+      <w:pPr>
+        <w:ind w:left="1617" w:hanging="420"/>
+      </w:pPr>
+    </w:lvl>
+    <w:lvl w:ilvl="3" w:tplc="0409000F" w:tentative="1">
+      <w:start w:val="1"/>
+      <w:numFmt w:val="decimal"/>
+      <w:lvlText w:val="%4."/>
+      <w:lvlJc w:val="left"/>
+      <w:pPr>
+        <w:ind w:left="2037" w:hanging="420"/>
+      </w:pPr>
+    </w:lvl>
+    <w:lvl w:ilvl="4" w:tplc="04090019" w:tentative="1">
+      <w:start w:val="1"/>
+      <w:numFmt w:val="lowerLetter"/>
+      <w:lvlText w:val="%5)"/>
+      <w:lvlJc w:val="left"/>
+      <w:pPr>
+        <w:ind w:left="2457" w:hanging="420"/>
+      </w:pPr>
+    </w:lvl>
+    <w:lvl w:ilvl="5" w:tplc="0409001B" w:tentative="1">
+      <w:start w:val="1"/>
+      <w:numFmt w:val="lowerRoman"/>
+      <w:lvlText w:val="%6."/>
+      <w:lvlJc w:val="right"/>
+      <w:pPr>
+        <w:ind w:left="2877" w:hanging="420"/>
+      </w:pPr>
+    </w:lvl>
+    <w:lvl w:ilvl="6" w:tplc="0409000F" w:tentative="1">
+      <w:start w:val="1"/>
+      <w:numFmt w:val="decimal"/>
+      <w:lvlText w:val="%7."/>
+      <w:lvlJc w:val="left"/>
+      <w:pPr>
+        <w:ind w:left="3297" w:hanging="420"/>
+      </w:pPr>
+    </w:lvl>
+    <w:lvl w:ilvl="7" w:tplc="04090019" w:tentative="1">
+      <w:start w:val="1"/>
+      <w:numFmt w:val="lowerLetter"/>
+      <w:lvlText w:val="%8)"/>
+      <w:lvlJc w:val="left"/>
+      <w:pPr>
+        <w:ind w:left="3717" w:hanging="420"/>
+      </w:pPr>
+    </w:lvl>
+    <w:lvl w:ilvl="8" w:tplc="0409001B" w:tentative="1">
+      <w:start w:val="1"/>
+      <w:numFmt w:val="lowerRoman"/>
+      <w:lvlText w:val="%9."/>
+      <w:lvlJc w:val="right"/>
+      <w:pPr>
+        <w:ind w:left="4137" w:hanging="420"/>
+      </w:pPr>
+    </w:lvl>
+  </w:abstractNum>
+  <w:abstractNum w:abstractNumId="4">
     <w:nsid w:val="589E00D2"/>
     <w:multiLevelType w:val="hybridMultilevel"/>
     <w:tmpl w:val="712282AA"/>
@@ -3677,7 +4824,7 @@
     <w:abstractNumId w:val="1"/>
   </w:num>
   <w:num w:numId="2">
-    <w:abstractNumId w:val="3"/>
+    <w:abstractNumId w:val="4"/>
   </w:num>
   <w:num w:numId="3">
     <w:abstractNumId w:val="2"/>
@@ -3687,6 +4834,9 @@
   </w:num>
   <w:num w:numId="5">
     <w:abstractNumId w:val="0"/>
+  </w:num>
+  <w:num w:numId="6">
+    <w:abstractNumId w:val="3"/>
   </w:num>
 </w:numbering>
 </file>

--- a/internal_doc/03.开发设计/Story-域Domain-1.docx
+++ b/internal_doc/03.开发设计/Story-域Domain-1.docx
@@ -215,11 +215,395 @@
       </w:r>
     </w:p>
     <w:p>
+      <w:pPr>
+        <w:rPr>
+          <w:rFonts w:hint="eastAsia"/>
+        </w:rPr>
+      </w:pPr>
       <w:r>
         <w:rPr>
           <w:rFonts w:hint="eastAsia"/>
         </w:rPr>
         <w:t>用户只需要管理域所对应的节点，就可以轻松管理域中所有数据所在的位置。</w:t>
+      </w:r>
+    </w:p>
+    <w:p>
+      <w:pPr>
+        <w:pStyle w:val="ListParagraph"/>
+        <w:ind w:left="777" w:firstLineChars="0" w:firstLine="0"/>
+        <w:rPr>
+          <w:rFonts w:hint="eastAsia"/>
+        </w:rPr>
+      </w:pPr>
+    </w:p>
+    <w:p>
+      <w:pPr>
+        <w:rPr>
+          <w:rFonts w:hint="eastAsia"/>
+        </w:rPr>
+      </w:pPr>
+    </w:p>
+    <w:p>
+      <w:pPr>
+        <w:rPr>
+          <w:rFonts w:hint="eastAsia"/>
+        </w:rPr>
+      </w:pPr>
+      <w:r>
+        <w:rPr>
+          <w:rFonts w:hint="eastAsia"/>
+        </w:rPr>
+        <w:t>Domain</w:t>
+      </w:r>
+      <w:r>
+        <w:rPr>
+          <w:rFonts w:hint="eastAsia"/>
+        </w:rPr>
+        <w:t>和</w:t>
+      </w:r>
+      <w:r>
+        <w:rPr>
+          <w:rFonts w:hint="eastAsia"/>
+        </w:rPr>
+        <w:t>Repl Group</w:t>
+      </w:r>
+      <w:r>
+        <w:rPr>
+          <w:rFonts w:hint="eastAsia"/>
+        </w:rPr>
+        <w:t>的关系</w:t>
+      </w:r>
+    </w:p>
+    <w:p>
+      <w:pPr>
+        <w:rPr>
+          <w:rFonts w:hint="eastAsia"/>
+        </w:rPr>
+      </w:pPr>
+      <w:r>
+        <w:rPr>
+          <w:rFonts w:hint="eastAsia"/>
+        </w:rPr>
+        <w:t xml:space="preserve">1. </w:t>
+      </w:r>
+      <w:r>
+        <w:rPr>
+          <w:rFonts w:hint="eastAsia"/>
+        </w:rPr>
+        <w:t>每个域中包含</w:t>
+      </w:r>
+      <w:r>
+        <w:rPr>
+          <w:rFonts w:hint="eastAsia"/>
+        </w:rPr>
+        <w:t>0-N(N</w:t>
+      </w:r>
+      <w:r>
+        <w:rPr>
+          <w:rFonts w:hint="eastAsia"/>
+        </w:rPr>
+        <w:t>为当前系统最大数据组的数量</w:t>
+      </w:r>
+      <w:r>
+        <w:rPr>
+          <w:rFonts w:hint="eastAsia"/>
+        </w:rPr>
+        <w:t>)</w:t>
+      </w:r>
+      <w:r>
+        <w:rPr>
+          <w:rFonts w:hint="eastAsia"/>
+        </w:rPr>
+        <w:t>个数据组，数据组不能重复。</w:t>
+      </w:r>
+    </w:p>
+    <w:p>
+      <w:pPr>
+        <w:rPr>
+          <w:rFonts w:hint="eastAsia"/>
+        </w:rPr>
+      </w:pPr>
+      <w:r>
+        <w:rPr>
+          <w:rFonts w:hint="eastAsia"/>
+        </w:rPr>
+        <w:t xml:space="preserve">2. </w:t>
+      </w:r>
+      <w:r>
+        <w:rPr>
+          <w:rFonts w:hint="eastAsia"/>
+        </w:rPr>
+        <w:t>当域中的数据组为</w:t>
+      </w:r>
+      <w:r>
+        <w:rPr>
+          <w:rFonts w:hint="eastAsia"/>
+        </w:rPr>
+        <w:t>0</w:t>
+      </w:r>
+      <w:r>
+        <w:rPr>
+          <w:rFonts w:hint="eastAsia"/>
+        </w:rPr>
+        <w:t>个时，称作空域。空域中不能创建集合空间和集合。</w:t>
+      </w:r>
+    </w:p>
+    <w:p>
+      <w:pPr>
+        <w:rPr>
+          <w:rFonts w:hint="eastAsia"/>
+        </w:rPr>
+      </w:pPr>
+      <w:r>
+        <w:rPr>
+          <w:rFonts w:hint="eastAsia"/>
+        </w:rPr>
+        <w:t xml:space="preserve">3. </w:t>
+      </w:r>
+      <w:r>
+        <w:rPr>
+          <w:rFonts w:hint="eastAsia"/>
+        </w:rPr>
+        <w:t>一个数据组可以属于多个域。</w:t>
+      </w:r>
+    </w:p>
+    <w:p>
+      <w:pPr>
+        <w:rPr>
+          <w:rFonts w:hint="eastAsia"/>
+        </w:rPr>
+      </w:pPr>
+    </w:p>
+    <w:p>
+      <w:pPr>
+        <w:rPr>
+          <w:rFonts w:hint="eastAsia"/>
+        </w:rPr>
+      </w:pPr>
+      <w:r>
+        <w:rPr>
+          <w:rFonts w:hint="eastAsia"/>
+        </w:rPr>
+        <w:t>SYSDOMAIN</w:t>
+      </w:r>
+    </w:p>
+    <w:p>
+      <w:pPr>
+        <w:rPr>
+          <w:rFonts w:hint="eastAsia"/>
+        </w:rPr>
+      </w:pPr>
+      <w:r>
+        <w:rPr>
+          <w:rFonts w:hint="eastAsia"/>
+        </w:rPr>
+        <w:t xml:space="preserve">1. </w:t>
+      </w:r>
+      <w:r>
+        <w:rPr>
+          <w:rFonts w:hint="eastAsia"/>
+        </w:rPr>
+        <w:t>在逻辑上存在一个系统域称作</w:t>
+      </w:r>
+      <w:r>
+        <w:rPr>
+          <w:rFonts w:hint="eastAsia"/>
+        </w:rPr>
+        <w:t>"SYSDOMAIN"</w:t>
+      </w:r>
+      <w:r>
+        <w:rPr>
+          <w:rFonts w:hint="eastAsia"/>
+        </w:rPr>
+        <w:t>。当前系统所有数据组都属于系统域。</w:t>
+      </w:r>
+    </w:p>
+    <w:p>
+      <w:pPr>
+        <w:rPr>
+          <w:rFonts w:hint="eastAsia"/>
+        </w:rPr>
+      </w:pPr>
+      <w:r>
+        <w:rPr>
+          <w:rFonts w:hint="eastAsia"/>
+        </w:rPr>
+        <w:t xml:space="preserve">2. </w:t>
+      </w:r>
+      <w:r>
+        <w:rPr>
+          <w:rFonts w:hint="eastAsia"/>
+        </w:rPr>
+        <w:t>用户创建的域的域名不能是</w:t>
+      </w:r>
+      <w:r>
+        <w:rPr>
+          <w:rFonts w:hint="eastAsia"/>
+        </w:rPr>
+        <w:t>"SYSDOMAIN"</w:t>
+      </w:r>
+      <w:r>
+        <w:rPr>
+          <w:rFonts w:hint="eastAsia"/>
+        </w:rPr>
+        <w:t>。</w:t>
+      </w:r>
+    </w:p>
+    <w:p>
+      <w:pPr>
+        <w:rPr>
+          <w:rFonts w:hint="eastAsia"/>
+        </w:rPr>
+      </w:pPr>
+      <w:r>
+        <w:rPr>
+          <w:rFonts w:hint="eastAsia"/>
+        </w:rPr>
+        <w:t xml:space="preserve">3. </w:t>
+      </w:r>
+      <w:r>
+        <w:rPr>
+          <w:rFonts w:hint="eastAsia"/>
+        </w:rPr>
+        <w:t>系统域不提供任何策略。</w:t>
+      </w:r>
+    </w:p>
+    <w:p>
+      <w:pPr>
+        <w:rPr>
+          <w:rFonts w:hint="eastAsia"/>
+        </w:rPr>
+      </w:pPr>
+      <w:r>
+        <w:rPr>
+          <w:rFonts w:hint="eastAsia"/>
+        </w:rPr>
+        <w:t xml:space="preserve">4. </w:t>
+      </w:r>
+      <w:r>
+        <w:rPr>
+          <w:rFonts w:hint="eastAsia"/>
+        </w:rPr>
+        <w:t>在系统域上创建集合时不能指定任何策略。</w:t>
+      </w:r>
+    </w:p>
+    <w:p>
+      <w:pPr>
+        <w:rPr>
+          <w:rFonts w:hint="eastAsia"/>
+        </w:rPr>
+      </w:pPr>
+    </w:p>
+    <w:p>
+      <w:pPr>
+        <w:rPr>
+          <w:rFonts w:hint="eastAsia"/>
+        </w:rPr>
+      </w:pPr>
+      <w:r>
+        <w:rPr>
+          <w:rFonts w:hint="eastAsia"/>
+        </w:rPr>
+        <w:t>域的策略</w:t>
+      </w:r>
+    </w:p>
+    <w:p>
+      <w:pPr>
+        <w:rPr>
+          <w:rFonts w:hint="eastAsia"/>
+        </w:rPr>
+      </w:pPr>
+      <w:r>
+        <w:rPr>
+          <w:rFonts w:hint="eastAsia"/>
+        </w:rPr>
+        <w:t xml:space="preserve">1. </w:t>
+      </w:r>
+      <w:r>
+        <w:rPr>
+          <w:rFonts w:hint="eastAsia"/>
+        </w:rPr>
+        <w:t>创建域时可以指定一些策略，这些策略将统一作用于域中所有集合</w:t>
+      </w:r>
+      <w:r>
+        <w:rPr>
+          <w:rFonts w:hint="eastAsia"/>
+        </w:rPr>
+        <w:t>(</w:t>
+      </w:r>
+      <w:r>
+        <w:rPr>
+          <w:rFonts w:hint="eastAsia"/>
+        </w:rPr>
+        <w:t>空间</w:t>
+      </w:r>
+      <w:r>
+        <w:rPr>
+          <w:rFonts w:hint="eastAsia"/>
+        </w:rPr>
+        <w:t>)</w:t>
+      </w:r>
+      <w:r>
+        <w:rPr>
+          <w:rFonts w:hint="eastAsia"/>
+        </w:rPr>
+        <w:t>。如</w:t>
+      </w:r>
+      <w:r>
+        <w:rPr>
+          <w:rFonts w:hint="eastAsia"/>
+        </w:rPr>
+        <w:t>: AutoSplit.</w:t>
+      </w:r>
+    </w:p>
+    <w:p>
+      <w:r>
+        <w:rPr>
+          <w:rFonts w:hint="eastAsia"/>
+        </w:rPr>
+        <w:t xml:space="preserve">2. </w:t>
+      </w:r>
+      <w:r>
+        <w:rPr>
+          <w:rFonts w:hint="eastAsia"/>
+        </w:rPr>
+        <w:t>策略可以被集合的策略覆盖。比如</w:t>
+      </w:r>
+      <w:r>
+        <w:rPr>
+          <w:rFonts w:hint="eastAsia"/>
+        </w:rPr>
+        <w:t xml:space="preserve">: </w:t>
+      </w:r>
+      <w:r>
+        <w:rPr>
+          <w:rFonts w:hint="eastAsia"/>
+        </w:rPr>
+        <w:t>域的策略为</w:t>
+      </w:r>
+      <w:r>
+        <w:rPr>
+          <w:rFonts w:hint="eastAsia"/>
+        </w:rPr>
+        <w:t xml:space="preserve">{AutoSplit:true}. </w:t>
+      </w:r>
+      <w:r>
+        <w:rPr>
+          <w:rFonts w:hint="eastAsia"/>
+        </w:rPr>
+        <w:t>集合的策略为</w:t>
+      </w:r>
+      <w:r>
+        <w:rPr>
+          <w:rFonts w:hint="eastAsia"/>
+        </w:rPr>
+        <w:t>{AutoSplit:false}</w:t>
+      </w:r>
+      <w:r>
+        <w:rPr>
+          <w:rFonts w:hint="eastAsia"/>
+        </w:rPr>
+        <w:t>。那么这个集合将不会进行自动切分。</w:t>
       </w:r>
     </w:p>
     <w:p>
@@ -317,6 +701,7 @@
               <w:ind w:left="0"/>
             </w:pPr>
             <w:r>
+              <w:lastRenderedPageBreak/>
               <w:t>D</w:t>
             </w:r>
             <w:r>
@@ -455,30 +840,35 @@
           <w:p>
             <w:pPr>
               <w:ind w:left="0"/>
-            </w:pPr>
-            <w:r>
-              <w:rPr>
-                <w:rFonts w:hint="eastAsia"/>
-                <w:color w:val="FF0000"/>
+              <w:rPr>
+                <w:color w:val="BFBFBF" w:themeColor="background1" w:themeShade="BF"/>
+              </w:rPr>
+            </w:pPr>
+            <w:r>
+              <w:rPr>
+                <w:rFonts w:hint="eastAsia"/>
+                <w:color w:val="BFBFBF" w:themeColor="background1" w:themeShade="BF"/>
               </w:rPr>
               <w:t>Collection</w:t>
             </w:r>
             <w:r>
               <w:rPr>
                 <w:rFonts w:hint="eastAsia"/>
-                <w:color w:val="FF0000"/>
+                <w:color w:val="BFBFBF" w:themeColor="background1" w:themeShade="BF"/>
               </w:rPr>
               <w:t>Space</w:t>
             </w:r>
             <w:r>
               <w:rPr>
                 <w:rFonts w:hint="eastAsia"/>
+                <w:color w:val="BFBFBF" w:themeColor="background1" w:themeShade="BF"/>
               </w:rPr>
               <w:t>：域所包含的集合</w:t>
             </w:r>
             <w:r>
               <w:rPr>
                 <w:rFonts w:hint="eastAsia"/>
+                <w:color w:val="BFBFBF" w:themeColor="background1" w:themeShade="BF"/>
               </w:rPr>
               <w:t>空间</w:t>
             </w:r>
@@ -486,17 +876,21 @@
           <w:p>
             <w:pPr>
               <w:ind w:left="0"/>
-            </w:pPr>
-            <w:r>
-              <w:rPr>
-                <w:rFonts w:hint="eastAsia"/>
-                <w:color w:val="FF0000"/>
+              <w:rPr>
+                <w:color w:val="BFBFBF" w:themeColor="background1" w:themeShade="BF"/>
+              </w:rPr>
+            </w:pPr>
+            <w:r>
+              <w:rPr>
+                <w:rFonts w:hint="eastAsia"/>
+                <w:color w:val="BFBFBF" w:themeColor="background1" w:themeShade="BF"/>
               </w:rPr>
               <w:t>Status</w:t>
             </w:r>
             <w:r>
               <w:rPr>
                 <w:rFonts w:hint="eastAsia"/>
+                <w:color w:val="BFBFBF" w:themeColor="background1" w:themeShade="BF"/>
               </w:rPr>
               <w:t>：当前状态（正常，正在重组）</w:t>
             </w:r>
@@ -504,17 +898,21 @@
           <w:p>
             <w:pPr>
               <w:ind w:left="0"/>
-            </w:pPr>
-            <w:r>
-              <w:rPr>
-                <w:rFonts w:hint="eastAsia"/>
-                <w:color w:val="FF0000"/>
+              <w:rPr>
+                <w:color w:val="BFBFBF" w:themeColor="background1" w:themeShade="BF"/>
+              </w:rPr>
+            </w:pPr>
+            <w:r>
+              <w:rPr>
+                <w:rFonts w:hint="eastAsia"/>
+                <w:color w:val="BFBFBF" w:themeColor="background1" w:themeShade="BF"/>
               </w:rPr>
               <w:t>RedistInProgress</w:t>
             </w:r>
             <w:r>
               <w:rPr>
                 <w:rFonts w:hint="eastAsia"/>
+                <w:color w:val="BFBFBF" w:themeColor="background1" w:themeShade="BF"/>
               </w:rPr>
               <w:t>：当前正在重组集合</w:t>
             </w:r>
@@ -526,13 +924,14 @@
             <w:r>
               <w:rPr>
                 <w:rFonts w:hint="eastAsia"/>
-                <w:color w:val="FF0000"/>
+                <w:color w:val="BFBFBF" w:themeColor="background1" w:themeShade="BF"/>
               </w:rPr>
               <w:t>RedistPending</w:t>
             </w:r>
             <w:r>
               <w:rPr>
                 <w:rFonts w:hint="eastAsia"/>
+                <w:color w:val="BFBFBF" w:themeColor="background1" w:themeShade="BF"/>
               </w:rPr>
               <w:t>：正在等待重组集合（集合所在的组与域所指定的组不同），如果该字段不为空数组，则该域需要重组</w:t>
             </w:r>
@@ -628,7 +1027,6 @@
               <w:rPr>
                 <w:rFonts w:hint="eastAsia"/>
               </w:rPr>
-              <w:lastRenderedPageBreak/>
               <w:t>[option]</w:t>
             </w:r>
             <w:r>
@@ -736,52 +1134,6 @@
                 <w:color w:val="D9D9D9" w:themeColor="background1" w:themeShade="D9"/>
               </w:rPr>
               <w:t>：有多少个重分布自动并行执行</w:t>
-            </w:r>
-          </w:p>
-          <w:p>
-            <w:pPr>
-              <w:ind w:left="0"/>
-            </w:pPr>
-          </w:p>
-          <w:p>
-            <w:pPr>
-              <w:ind w:left="0"/>
-            </w:pPr>
-            <w:r>
-              <w:rPr>
-                <w:rFonts w:hint="eastAsia"/>
-              </w:rPr>
-              <w:t>系统存在默认域</w:t>
-            </w:r>
-            <w:r>
-              <w:rPr>
-                <w:rFonts w:hint="eastAsia"/>
-              </w:rPr>
-              <w:t>SYSDomain</w:t>
-            </w:r>
-            <w:r>
-              <w:rPr>
-                <w:rFonts w:hint="eastAsia"/>
-              </w:rPr>
-              <w:t>，跨所有复制组，</w:t>
-            </w:r>
-            <w:r>
-              <w:rPr>
-                <w:rFonts w:hint="eastAsia"/>
-              </w:rPr>
-              <w:t>AutoSplit=true</w:t>
-            </w:r>
-            <w:r>
-              <w:rPr>
-                <w:rFonts w:hint="eastAsia"/>
-              </w:rPr>
-              <w:t>，</w:t>
-            </w:r>
-            <w:r>
-              <w:rPr>
-                <w:rFonts w:hint="eastAsia"/>
-              </w:rPr>
-              <w:t>AutoRedistribute=false</w:t>
             </w:r>
           </w:p>
         </w:tc>
@@ -796,7 +1148,6 @@
               <w:ind w:left="0"/>
             </w:pPr>
             <w:r>
-              <w:lastRenderedPageBreak/>
               <w:t>D</w:t>
             </w:r>
             <w:r>
@@ -1166,7 +1517,15 @@
                 <w:rFonts w:hint="eastAsia"/>
                 <w:color w:val="D9D9D9" w:themeColor="background1" w:themeShade="D9"/>
               </w:rPr>
-              <w:t>对某个域中的集合重分布</w:t>
+              <w:t>对某个域中的集合重</w:t>
+            </w:r>
+            <w:r>
+              <w:rPr>
+                <w:rFonts w:hint="eastAsia"/>
+                <w:color w:val="D9D9D9" w:themeColor="background1" w:themeShade="D9"/>
+              </w:rPr>
+              <w:lastRenderedPageBreak/>
+              <w:t>分布</w:t>
             </w:r>
           </w:p>
         </w:tc>
@@ -1186,6 +1545,7 @@
                 <w:rFonts w:hint="eastAsia"/>
                 <w:color w:val="D9D9D9" w:themeColor="background1" w:themeShade="D9"/>
               </w:rPr>
+              <w:lastRenderedPageBreak/>
               <w:t>如果</w:t>
             </w:r>
             <w:r>
@@ -1200,7 +1560,15 @@
                 <w:rFonts w:hint="eastAsia"/>
                 <w:color w:val="D9D9D9" w:themeColor="background1" w:themeShade="D9"/>
               </w:rPr>
-              <w:t>为空，或者无参数，则重组该</w:t>
+              <w:t>为空，或者无参数，</w:t>
+            </w:r>
+            <w:r>
+              <w:rPr>
+                <w:rFonts w:hint="eastAsia"/>
+                <w:color w:val="D9D9D9" w:themeColor="background1" w:themeShade="D9"/>
+              </w:rPr>
+              <w:lastRenderedPageBreak/>
+              <w:t>则重组该</w:t>
             </w:r>
             <w:r>
               <w:rPr>
@@ -1246,6 +1614,7 @@
               <w:rPr>
                 <w:rFonts w:hint="eastAsia"/>
               </w:rPr>
+              <w:lastRenderedPageBreak/>
               <w:t>Domain.alter([option])</w:t>
             </w:r>
           </w:p>
@@ -1357,7 +1726,6 @@
                 <w:rFonts w:hint="eastAsia"/>
                 <w:color w:val="D9D9D9" w:themeColor="background1" w:themeShade="D9"/>
               </w:rPr>
-              <w:lastRenderedPageBreak/>
               <w:t>ParallelRedistNum</w:t>
             </w:r>
             <w:r>
@@ -1399,7 +1767,6 @@
               <w:rPr>
                 <w:rFonts w:hint="eastAsia"/>
               </w:rPr>
-              <w:lastRenderedPageBreak/>
               <w:t>Domain.info([sel])</w:t>
             </w:r>
           </w:p>
@@ -2019,6 +2386,7 @@
               <w:ind w:left="0"/>
             </w:pPr>
             <w:r>
+              <w:lastRenderedPageBreak/>
               <w:t>D</w:t>
             </w:r>
             <w:r>
@@ -2354,14 +2722,7 @@
               <w:rPr>
                 <w:rFonts w:hint="eastAsia"/>
               </w:rPr>
-              <w:t>：集合空间所指定</w:t>
-            </w:r>
-            <w:r>
-              <w:rPr>
-                <w:rFonts w:hint="eastAsia"/>
-              </w:rPr>
-              <w:lastRenderedPageBreak/>
-              <w:t>的域</w:t>
+              <w:t>：集合空间所指定的域</w:t>
             </w:r>
           </w:p>
           <w:p>
@@ -2731,9 +3092,6 @@
           <w:numId w:val="6"/>
         </w:numPr>
         <w:ind w:firstLineChars="0"/>
-        <w:rPr>
-          <w:rFonts w:hint="eastAsia"/>
-        </w:rPr>
       </w:pPr>
       <w:r>
         <w:rPr>
@@ -2751,9 +3109,6 @@
     <w:p>
       <w:pPr>
         <w:shd w:val="clear" w:color="auto" w:fill="BFBFBF" w:themeFill="background1" w:themeFillShade="BF"/>
-        <w:rPr>
-          <w:rFonts w:hint="eastAsia"/>
-        </w:rPr>
       </w:pPr>
       <w:r>
         <w:t>db.createDomain("hello",new Array("db1","db2"))</w:t>
@@ -2767,9 +3122,6 @@
           <w:numId w:val="6"/>
         </w:numPr>
         <w:ind w:firstLineChars="0"/>
-        <w:rPr>
-          <w:rFonts w:hint="eastAsia"/>
-        </w:rPr>
       </w:pPr>
       <w:r>
         <w:rPr>
@@ -2809,6 +3161,7 @@
         <w:shd w:val="clear" w:color="auto" w:fill="BFBFBF" w:themeFill="background1" w:themeFillShade="BF"/>
       </w:pPr>
       <w:r>
+        <w:lastRenderedPageBreak/>
         <w:t>(nofile):0 uncaught exception: -215</w:t>
       </w:r>
     </w:p>
@@ -2839,9 +3192,6 @@
     <w:p>
       <w:pPr>
         <w:shd w:val="clear" w:color="auto" w:fill="BFBFBF" w:themeFill="background1" w:themeFillShade="BF"/>
-        <w:rPr>
-          <w:rFonts w:hint="eastAsia"/>
-        </w:rPr>
       </w:pPr>
       <w:r>
         <w:t>Takes 0.24606s.</w:t>
@@ -2855,9 +3205,6 @@
           <w:numId w:val="6"/>
         </w:numPr>
         <w:ind w:firstLineChars="0"/>
-        <w:rPr>
-          <w:rFonts w:hint="eastAsia"/>
-        </w:rPr>
       </w:pPr>
       <w:r>
         <w:rPr>
@@ -2903,9 +3250,6 @@
     <w:p>
       <w:pPr>
         <w:shd w:val="clear" w:color="auto" w:fill="BFBFBF" w:themeFill="background1" w:themeFillShade="BF"/>
-        <w:rPr>
-          <w:rFonts w:hint="eastAsia"/>
-        </w:rPr>
       </w:pPr>
       <w:r>
         <w:t>Takes 0.2001s.</w:t>
@@ -2919,9 +3263,6 @@
           <w:numId w:val="6"/>
         </w:numPr>
         <w:ind w:firstLineChars="0"/>
-        <w:rPr>
-          <w:rFonts w:hint="eastAsia"/>
-        </w:rPr>
       </w:pPr>
       <w:r>
         <w:rPr>
@@ -2977,7 +3318,6 @@
         <w:shd w:val="clear" w:color="auto" w:fill="BFBFBF" w:themeFill="background1" w:themeFillShade="BF"/>
       </w:pPr>
       <w:r>
-        <w:lastRenderedPageBreak/>
         <w:t>&gt; getErr(-154)</w:t>
       </w:r>
     </w:p>
@@ -2992,9 +3332,6 @@
     <w:p>
       <w:pPr>
         <w:shd w:val="clear" w:color="auto" w:fill="BFBFBF" w:themeFill="background1" w:themeFillShade="BF"/>
-        <w:rPr>
-          <w:rFonts w:hint="eastAsia"/>
-        </w:rPr>
       </w:pPr>
       <w:r>
         <w:t>Takes 0.547s.</w:t>
@@ -3008,9 +3345,6 @@
           <w:numId w:val="6"/>
         </w:numPr>
         <w:ind w:firstLineChars="0"/>
-        <w:rPr>
-          <w:rFonts w:hint="eastAsia"/>
-        </w:rPr>
       </w:pPr>
       <w:r>
         <w:rPr>
@@ -3143,9 +3477,6 @@
     <w:p>
       <w:pPr>
         <w:shd w:val="clear" w:color="auto" w:fill="BFBFBF" w:themeFill="background1" w:themeFillShade="BF"/>
-        <w:rPr>
-          <w:rFonts w:hint="eastAsia"/>
-        </w:rPr>
       </w:pPr>
       <w:r>
         <w:t>Takes 0.2004s.</w:t>
@@ -3159,9 +3490,6 @@
           <w:numId w:val="6"/>
         </w:numPr>
         <w:ind w:firstLineChars="0"/>
-        <w:rPr>
-          <w:rFonts w:hint="eastAsia"/>
-        </w:rPr>
       </w:pPr>
       <w:r>
         <w:rPr>
@@ -3179,9 +3507,6 @@
     <w:p>
       <w:pPr>
         <w:shd w:val="clear" w:color="auto" w:fill="BFBFBF" w:themeFill="background1" w:themeFillShade="BF"/>
-        <w:rPr>
-          <w:rFonts w:hint="eastAsia"/>
-        </w:rPr>
       </w:pPr>
       <w:r>
         <w:t>db.dropDomain("hello")</w:t>
@@ -3195,9 +3520,6 @@
           <w:numId w:val="6"/>
         </w:numPr>
         <w:ind w:firstLineChars="0"/>
-        <w:rPr>
-          <w:rFonts w:hint="eastAsia"/>
-        </w:rPr>
       </w:pPr>
       <w:r>
         <w:rPr>
@@ -3267,9 +3589,6 @@
     <w:p>
       <w:pPr>
         <w:shd w:val="clear" w:color="auto" w:fill="BFBFBF" w:themeFill="background1" w:themeFillShade="BF"/>
-        <w:rPr>
-          <w:rFonts w:hint="eastAsia"/>
-        </w:rPr>
       </w:pPr>
       <w:r>
         <w:t>Takes 0.307s.</w:t>
@@ -3283,9 +3602,6 @@
           <w:numId w:val="6"/>
         </w:numPr>
         <w:ind w:firstLineChars="0"/>
-        <w:rPr>
-          <w:rFonts w:hint="eastAsia"/>
-        </w:rPr>
       </w:pPr>
       <w:r>
         <w:rPr>
@@ -3367,11 +3683,9 @@
     <w:p>
       <w:pPr>
         <w:shd w:val="clear" w:color="auto" w:fill="BFBFBF" w:themeFill="background1" w:themeFillShade="BF"/>
-        <w:rPr>
-          <w:rFonts w:hint="eastAsia"/>
-        </w:rPr>
-      </w:pPr>
-      <w:r>
+      </w:pPr>
+      <w:r>
+        <w:lastRenderedPageBreak/>
         <w:t>Takes 0.560s.</w:t>
       </w:r>
     </w:p>
@@ -3383,9 +3697,6 @@
           <w:numId w:val="6"/>
         </w:numPr>
         <w:ind w:firstLineChars="0"/>
-        <w:rPr>
-          <w:rFonts w:hint="eastAsia"/>
-        </w:rPr>
       </w:pPr>
       <w:r>
         <w:rPr>
@@ -3493,16 +3804,12 @@
         <w:shd w:val="clear" w:color="auto" w:fill="BFBFBF" w:themeFill="background1" w:themeFillShade="BF"/>
       </w:pPr>
       <w:r>
-        <w:lastRenderedPageBreak/>
         <w:t>Return 1 row(s).</w:t>
       </w:r>
     </w:p>
     <w:p>
       <w:pPr>
         <w:shd w:val="clear" w:color="auto" w:fill="BFBFBF" w:themeFill="background1" w:themeFillShade="BF"/>
-        <w:rPr>
-          <w:rFonts w:hint="eastAsia"/>
-        </w:rPr>
       </w:pPr>
       <w:r>
         <w:t>Takes 0.1486s.</w:t>
@@ -3516,9 +3823,6 @@
           <w:numId w:val="6"/>
         </w:numPr>
         <w:ind w:firstLineChars="0"/>
-        <w:rPr>
-          <w:rFonts w:hint="eastAsia"/>
-        </w:rPr>
       </w:pPr>
       <w:r>
         <w:rPr>
@@ -3533,13 +3837,7 @@
         <w:t>domain</w:t>
       </w:r>
     </w:p>
-    <w:p>
-      <w:pPr>
-        <w:rPr>
-          <w:rFonts w:hint="eastAsia"/>
-        </w:rPr>
-      </w:pPr>
-    </w:p>
+    <w:p/>
     <w:p>
       <w:pPr>
         <w:pStyle w:val="ListParagraph"/>
@@ -3548,9 +3846,6 @@
           <w:numId w:val="6"/>
         </w:numPr>
         <w:ind w:firstLineChars="0"/>
-        <w:rPr>
-          <w:rFonts w:hint="eastAsia"/>
-        </w:rPr>
       </w:pPr>
       <w:r>
         <w:rPr>
@@ -3577,13 +3872,7 @@
         <w:t>SYSDomain</w:t>
       </w:r>
     </w:p>
-    <w:p>
-      <w:pPr>
-        <w:rPr>
-          <w:rFonts w:hint="eastAsia"/>
-        </w:rPr>
-      </w:pPr>
-    </w:p>
+    <w:p/>
     <w:p>
       <w:pPr>
         <w:pStyle w:val="ListParagraph"/>
@@ -3592,9 +3881,6 @@
           <w:numId w:val="6"/>
         </w:numPr>
         <w:ind w:firstLineChars="0"/>
-        <w:rPr>
-          <w:rFonts w:hint="eastAsia"/>
-        </w:rPr>
       </w:pPr>
       <w:r>
         <w:rPr>
@@ -3630,9 +3916,6 @@
     <w:p>
       <w:pPr>
         <w:pStyle w:val="ListParagraph"/>
-        <w:rPr>
-          <w:rFonts w:hint="eastAsia"/>
-        </w:rPr>
       </w:pPr>
     </w:p>
     <w:p>
@@ -3643,9 +3926,6 @@
           <w:numId w:val="6"/>
         </w:numPr>
         <w:ind w:firstLineChars="0"/>
-        <w:rPr>
-          <w:rFonts w:hint="eastAsia"/>
-        </w:rPr>
       </w:pPr>
       <w:r>
         <w:t>S</w:t>
@@ -3678,9 +3958,6 @@
     <w:p>
       <w:pPr>
         <w:pStyle w:val="ListParagraph"/>
-        <w:rPr>
-          <w:rFonts w:hint="eastAsia"/>
-        </w:rPr>
       </w:pPr>
     </w:p>
     <w:p>
@@ -3691,9 +3968,6 @@
           <w:numId w:val="6"/>
         </w:numPr>
         <w:ind w:firstLineChars="0"/>
-        <w:rPr>
-          <w:rFonts w:hint="eastAsia"/>
-        </w:rPr>
       </w:pPr>
       <w:r>
         <w:rPr>
@@ -3717,9 +3991,6 @@
     <w:p>
       <w:pPr>
         <w:pStyle w:val="ListParagraph"/>
-        <w:rPr>
-          <w:rFonts w:hint="eastAsia"/>
-        </w:rPr>
       </w:pPr>
     </w:p>
     <w:p>
@@ -4182,7 +4453,14 @@
               <w:rPr>
                 <w:rFonts w:hint="eastAsia"/>
               </w:rPr>
-              <w:t>数据源和表</w:t>
+              <w:t>数</w:t>
+            </w:r>
+            <w:r>
+              <w:rPr>
+                <w:rFonts w:hint="eastAsia"/>
+              </w:rPr>
+              <w:lastRenderedPageBreak/>
+              <w:t>据源和表</w:t>
             </w:r>
             <w:r>
               <w:rPr>
@@ -4227,6 +4505,7 @@
               <w:rPr>
                 <w:rFonts w:hint="eastAsia"/>
               </w:rPr>
+              <w:lastRenderedPageBreak/>
               <w:t>添加</w:t>
             </w:r>
             <w:r>
@@ -4255,6 +4534,7 @@
               <w:rPr>
                 <w:rFonts w:hint="eastAsia"/>
               </w:rPr>
+              <w:lastRenderedPageBreak/>
               <w:t>创建表</w:t>
             </w:r>
             <w:r>
@@ -4280,7 +4560,15 @@
               <w:rPr>
                 <w:rFonts w:hint="eastAsia"/>
               </w:rPr>
-              <w:t>查询结果与预期相同</w:t>
+              <w:lastRenderedPageBreak/>
+              <w:t>查询结果与预期</w:t>
+            </w:r>
+            <w:r>
+              <w:rPr>
+                <w:rFonts w:hint="eastAsia"/>
+              </w:rPr>
+              <w:lastRenderedPageBreak/>
+              <w:t>相同</w:t>
             </w:r>
           </w:p>
         </w:tc>
@@ -4734,6 +5022,119 @@
     </w:lvl>
   </w:abstractNum>
   <w:abstractNum w:abstractNumId="4">
+    <w:nsid w:val="40303A2A"/>
+    <w:multiLevelType w:val="hybridMultilevel"/>
+    <w:tmpl w:val="53C08814"/>
+    <w:lvl w:ilvl="0" w:tplc="04090001">
+      <w:start w:val="1"/>
+      <w:numFmt w:val="bullet"/>
+      <w:lvlText w:val=""/>
+      <w:lvlJc w:val="left"/>
+      <w:pPr>
+        <w:ind w:left="777" w:hanging="420"/>
+      </w:pPr>
+      <w:rPr>
+        <w:rFonts w:ascii="Wingdings" w:hAnsi="Wingdings" w:hint="default"/>
+      </w:rPr>
+    </w:lvl>
+    <w:lvl w:ilvl="1" w:tplc="04090003" w:tentative="1">
+      <w:start w:val="1"/>
+      <w:numFmt w:val="bullet"/>
+      <w:lvlText w:val=""/>
+      <w:lvlJc w:val="left"/>
+      <w:pPr>
+        <w:ind w:left="1197" w:hanging="420"/>
+      </w:pPr>
+      <w:rPr>
+        <w:rFonts w:ascii="Wingdings" w:hAnsi="Wingdings" w:hint="default"/>
+      </w:rPr>
+    </w:lvl>
+    <w:lvl w:ilvl="2" w:tplc="04090005" w:tentative="1">
+      <w:start w:val="1"/>
+      <w:numFmt w:val="bullet"/>
+      <w:lvlText w:val=""/>
+      <w:lvlJc w:val="left"/>
+      <w:pPr>
+        <w:ind w:left="1617" w:hanging="420"/>
+      </w:pPr>
+      <w:rPr>
+        <w:rFonts w:ascii="Wingdings" w:hAnsi="Wingdings" w:hint="default"/>
+      </w:rPr>
+    </w:lvl>
+    <w:lvl w:ilvl="3" w:tplc="04090001" w:tentative="1">
+      <w:start w:val="1"/>
+      <w:numFmt w:val="bullet"/>
+      <w:lvlText w:val=""/>
+      <w:lvlJc w:val="left"/>
+      <w:pPr>
+        <w:ind w:left="2037" w:hanging="420"/>
+      </w:pPr>
+      <w:rPr>
+        <w:rFonts w:ascii="Wingdings" w:hAnsi="Wingdings" w:hint="default"/>
+      </w:rPr>
+    </w:lvl>
+    <w:lvl w:ilvl="4" w:tplc="04090003" w:tentative="1">
+      <w:start w:val="1"/>
+      <w:numFmt w:val="bullet"/>
+      <w:lvlText w:val=""/>
+      <w:lvlJc w:val="left"/>
+      <w:pPr>
+        <w:ind w:left="2457" w:hanging="420"/>
+      </w:pPr>
+      <w:rPr>
+        <w:rFonts w:ascii="Wingdings" w:hAnsi="Wingdings" w:hint="default"/>
+      </w:rPr>
+    </w:lvl>
+    <w:lvl w:ilvl="5" w:tplc="04090005" w:tentative="1">
+      <w:start w:val="1"/>
+      <w:numFmt w:val="bullet"/>
+      <w:lvlText w:val=""/>
+      <w:lvlJc w:val="left"/>
+      <w:pPr>
+        <w:ind w:left="2877" w:hanging="420"/>
+      </w:pPr>
+      <w:rPr>
+        <w:rFonts w:ascii="Wingdings" w:hAnsi="Wingdings" w:hint="default"/>
+      </w:rPr>
+    </w:lvl>
+    <w:lvl w:ilvl="6" w:tplc="04090001" w:tentative="1">
+      <w:start w:val="1"/>
+      <w:numFmt w:val="bullet"/>
+      <w:lvlText w:val=""/>
+      <w:lvlJc w:val="left"/>
+      <w:pPr>
+        <w:ind w:left="3297" w:hanging="420"/>
+      </w:pPr>
+      <w:rPr>
+        <w:rFonts w:ascii="Wingdings" w:hAnsi="Wingdings" w:hint="default"/>
+      </w:rPr>
+    </w:lvl>
+    <w:lvl w:ilvl="7" w:tplc="04090003" w:tentative="1">
+      <w:start w:val="1"/>
+      <w:numFmt w:val="bullet"/>
+      <w:lvlText w:val=""/>
+      <w:lvlJc w:val="left"/>
+      <w:pPr>
+        <w:ind w:left="3717" w:hanging="420"/>
+      </w:pPr>
+      <w:rPr>
+        <w:rFonts w:ascii="Wingdings" w:hAnsi="Wingdings" w:hint="default"/>
+      </w:rPr>
+    </w:lvl>
+    <w:lvl w:ilvl="8" w:tplc="04090005" w:tentative="1">
+      <w:start w:val="1"/>
+      <w:numFmt w:val="bullet"/>
+      <w:lvlText w:val=""/>
+      <w:lvlJc w:val="left"/>
+      <w:pPr>
+        <w:ind w:left="4137" w:hanging="420"/>
+      </w:pPr>
+      <w:rPr>
+        <w:rFonts w:ascii="Wingdings" w:hAnsi="Wingdings" w:hint="default"/>
+      </w:rPr>
+    </w:lvl>
+  </w:abstractNum>
+  <w:abstractNum w:abstractNumId="5">
     <w:nsid w:val="589E00D2"/>
     <w:multiLevelType w:val="hybridMultilevel"/>
     <w:tmpl w:val="712282AA"/>
@@ -4824,7 +5225,7 @@
     <w:abstractNumId w:val="1"/>
   </w:num>
   <w:num w:numId="2">
-    <w:abstractNumId w:val="4"/>
+    <w:abstractNumId w:val="5"/>
   </w:num>
   <w:num w:numId="3">
     <w:abstractNumId w:val="2"/>
@@ -4837,6 +5238,9 @@
   </w:num>
   <w:num w:numId="6">
     <w:abstractNumId w:val="3"/>
+  </w:num>
+  <w:num w:numId="7">
+    <w:abstractNumId w:val="4"/>
   </w:num>
 </w:numbering>
 </file>
@@ -5350,6 +5754,89 @@
       <w:szCs w:val="32"/>
     </w:rPr>
   </w:style>
+  <w:style w:type="character" w:styleId="CommentReference">
+    <w:name w:val="annotation reference"/>
+    <w:basedOn w:val="DefaultParagraphFont"/>
+    <w:uiPriority w:val="99"/>
+    <w:semiHidden/>
+    <w:unhideWhenUsed/>
+    <w:rsid w:val="00711346"/>
+    <w:rPr>
+      <w:sz w:val="21"/>
+      <w:szCs w:val="21"/>
+    </w:rPr>
+  </w:style>
+  <w:style w:type="paragraph" w:styleId="CommentText">
+    <w:name w:val="annotation text"/>
+    <w:basedOn w:val="Normal"/>
+    <w:link w:val="CommentTextChar"/>
+    <w:uiPriority w:val="99"/>
+    <w:semiHidden/>
+    <w:unhideWhenUsed/>
+    <w:rsid w:val="00711346"/>
+    <w:pPr>
+      <w:jc w:val="left"/>
+    </w:pPr>
+  </w:style>
+  <w:style w:type="character" w:customStyle="1" w:styleId="CommentTextChar">
+    <w:name w:val="Comment Text Char"/>
+    <w:basedOn w:val="DefaultParagraphFont"/>
+    <w:link w:val="CommentText"/>
+    <w:uiPriority w:val="99"/>
+    <w:semiHidden/>
+    <w:rsid w:val="00711346"/>
+  </w:style>
+  <w:style w:type="paragraph" w:styleId="CommentSubject">
+    <w:name w:val="annotation subject"/>
+    <w:basedOn w:val="CommentText"/>
+    <w:next w:val="CommentText"/>
+    <w:link w:val="CommentSubjectChar"/>
+    <w:uiPriority w:val="99"/>
+    <w:semiHidden/>
+    <w:unhideWhenUsed/>
+    <w:rsid w:val="00711346"/>
+    <w:rPr>
+      <w:b/>
+      <w:bCs/>
+    </w:rPr>
+  </w:style>
+  <w:style w:type="character" w:customStyle="1" w:styleId="CommentSubjectChar">
+    <w:name w:val="Comment Subject Char"/>
+    <w:basedOn w:val="CommentTextChar"/>
+    <w:link w:val="CommentSubject"/>
+    <w:uiPriority w:val="99"/>
+    <w:semiHidden/>
+    <w:rsid w:val="00711346"/>
+    <w:rPr>
+      <w:b/>
+      <w:bCs/>
+    </w:rPr>
+  </w:style>
+  <w:style w:type="paragraph" w:styleId="BalloonText">
+    <w:name w:val="Balloon Text"/>
+    <w:basedOn w:val="Normal"/>
+    <w:link w:val="BalloonTextChar"/>
+    <w:uiPriority w:val="99"/>
+    <w:semiHidden/>
+    <w:unhideWhenUsed/>
+    <w:rsid w:val="00711346"/>
+    <w:rPr>
+      <w:sz w:val="16"/>
+      <w:szCs w:val="16"/>
+    </w:rPr>
+  </w:style>
+  <w:style w:type="character" w:customStyle="1" w:styleId="BalloonTextChar">
+    <w:name w:val="Balloon Text Char"/>
+    <w:basedOn w:val="DefaultParagraphFont"/>
+    <w:link w:val="BalloonText"/>
+    <w:uiPriority w:val="99"/>
+    <w:semiHidden/>
+    <w:rsid w:val="00711346"/>
+    <w:rPr>
+      <w:sz w:val="16"/>
+      <w:szCs w:val="16"/>
+    </w:rPr>
+  </w:style>
 </w:styles>
 </file>
 

--- a/internal_doc/03.开发设计/Story-域Domain-1.docx
+++ b/internal_doc/03.开发设计/Story-域Domain-1.docx
@@ -215,11 +215,6 @@
       </w:r>
     </w:p>
     <w:p>
-      <w:pPr>
-        <w:rPr>
-          <w:rFonts w:hint="eastAsia"/>
-        </w:rPr>
-      </w:pPr>
       <w:r>
         <w:rPr>
           <w:rFonts w:hint="eastAsia"/>
@@ -231,24 +226,10 @@
       <w:pPr>
         <w:pStyle w:val="ListParagraph"/>
         <w:ind w:left="777" w:firstLineChars="0" w:firstLine="0"/>
-        <w:rPr>
-          <w:rFonts w:hint="eastAsia"/>
-        </w:rPr>
-      </w:pPr>
-    </w:p>
-    <w:p>
-      <w:pPr>
-        <w:rPr>
-          <w:rFonts w:hint="eastAsia"/>
-        </w:rPr>
-      </w:pPr>
-    </w:p>
-    <w:p>
-      <w:pPr>
-        <w:rPr>
-          <w:rFonts w:hint="eastAsia"/>
-        </w:rPr>
-      </w:pPr>
+      </w:pPr>
+    </w:p>
+    <w:p/>
+    <w:p>
       <w:r>
         <w:rPr>
           <w:rFonts w:hint="eastAsia"/>
@@ -275,11 +256,6 @@
       </w:r>
     </w:p>
     <w:p>
-      <w:pPr>
-        <w:rPr>
-          <w:rFonts w:hint="eastAsia"/>
-        </w:rPr>
-      </w:pPr>
       <w:r>
         <w:rPr>
           <w:rFonts w:hint="eastAsia"/>
@@ -318,11 +294,6 @@
       </w:r>
     </w:p>
     <w:p>
-      <w:pPr>
-        <w:rPr>
-          <w:rFonts w:hint="eastAsia"/>
-        </w:rPr>
-      </w:pPr>
       <w:r>
         <w:rPr>
           <w:rFonts w:hint="eastAsia"/>
@@ -349,11 +320,6 @@
       </w:r>
     </w:p>
     <w:p>
-      <w:pPr>
-        <w:rPr>
-          <w:rFonts w:hint="eastAsia"/>
-        </w:rPr>
-      </w:pPr>
       <w:r>
         <w:rPr>
           <w:rFonts w:hint="eastAsia"/>
@@ -367,19 +333,8 @@
         <w:t>一个数据组可以属于多个域。</w:t>
       </w:r>
     </w:p>
-    <w:p>
-      <w:pPr>
-        <w:rPr>
-          <w:rFonts w:hint="eastAsia"/>
-        </w:rPr>
-      </w:pPr>
-    </w:p>
-    <w:p>
-      <w:pPr>
-        <w:rPr>
-          <w:rFonts w:hint="eastAsia"/>
-        </w:rPr>
-      </w:pPr>
+    <w:p/>
+    <w:p>
       <w:r>
         <w:rPr>
           <w:rFonts w:hint="eastAsia"/>
@@ -388,11 +343,6 @@
       </w:r>
     </w:p>
     <w:p>
-      <w:pPr>
-        <w:rPr>
-          <w:rFonts w:hint="eastAsia"/>
-        </w:rPr>
-      </w:pPr>
       <w:r>
         <w:rPr>
           <w:rFonts w:hint="eastAsia"/>
@@ -419,11 +369,6 @@
       </w:r>
     </w:p>
     <w:p>
-      <w:pPr>
-        <w:rPr>
-          <w:rFonts w:hint="eastAsia"/>
-        </w:rPr>
-      </w:pPr>
       <w:r>
         <w:rPr>
           <w:rFonts w:hint="eastAsia"/>
@@ -450,11 +395,6 @@
       </w:r>
     </w:p>
     <w:p>
-      <w:pPr>
-        <w:rPr>
-          <w:rFonts w:hint="eastAsia"/>
-        </w:rPr>
-      </w:pPr>
       <w:r>
         <w:rPr>
           <w:rFonts w:hint="eastAsia"/>
@@ -469,11 +409,6 @@
       </w:r>
     </w:p>
     <w:p>
-      <w:pPr>
-        <w:rPr>
-          <w:rFonts w:hint="eastAsia"/>
-        </w:rPr>
-      </w:pPr>
       <w:r>
         <w:rPr>
           <w:rFonts w:hint="eastAsia"/>
@@ -487,19 +422,8 @@
         <w:t>在系统域上创建集合时不能指定任何策略。</w:t>
       </w:r>
     </w:p>
-    <w:p>
-      <w:pPr>
-        <w:rPr>
-          <w:rFonts w:hint="eastAsia"/>
-        </w:rPr>
-      </w:pPr>
-    </w:p>
-    <w:p>
-      <w:pPr>
-        <w:rPr>
-          <w:rFonts w:hint="eastAsia"/>
-        </w:rPr>
-      </w:pPr>
+    <w:p/>
+    <w:p>
       <w:r>
         <w:rPr>
           <w:rFonts w:hint="eastAsia"/>
@@ -508,11 +432,6 @@
       </w:r>
     </w:p>
     <w:p>
-      <w:pPr>
-        <w:rPr>
-          <w:rFonts w:hint="eastAsia"/>
-        </w:rPr>
-      </w:pPr>
       <w:r>
         <w:rPr>
           <w:rFonts w:hint="eastAsia"/>
@@ -3362,7 +3281,19 @@
         <w:rPr>
           <w:rFonts w:hint="eastAsia"/>
         </w:rPr>
-        <w:t>时不提供组则默认为全部组（没有</w:t>
+        <w:t>时不提供组</w:t>
+      </w:r>
+      <w:r>
+        <w:rPr>
+          <w:rFonts w:hint="eastAsia"/>
+        </w:rPr>
+        <w:t>则创建了一个空域</w:t>
+      </w:r>
+      <w:r>
+        <w:rPr>
+          <w:rFonts w:hint="eastAsia"/>
+        </w:rPr>
+        <w:t>（没有</w:t>
       </w:r>
       <w:r>
         <w:rPr>
@@ -3375,6 +3306,24 @@
           <w:rFonts w:hint="eastAsia"/>
         </w:rPr>
         <w:t>字段）</w:t>
+      </w:r>
+      <w:r>
+        <w:rPr>
+          <w:rFonts w:hint="eastAsia"/>
+        </w:rPr>
+        <w:t>。不能在空的</w:t>
+      </w:r>
+      <w:r>
+        <w:rPr>
+          <w:rFonts w:hint="eastAsia"/>
+        </w:rPr>
+        <w:t>domain</w:t>
+      </w:r>
+      <w:r>
+        <w:rPr>
+          <w:rFonts w:hint="eastAsia"/>
+        </w:rPr>
+        <w:t>中创建集合空间。</w:t>
       </w:r>
     </w:p>
     <w:p>
@@ -3677,6 +3626,7 @@
         <w:shd w:val="clear" w:color="auto" w:fill="BFBFBF" w:themeFill="background1" w:themeFillShade="BF"/>
       </w:pPr>
       <w:r>
+        <w:lastRenderedPageBreak/>
         <w:t>Domain is not empty</w:t>
       </w:r>
     </w:p>
@@ -3685,7 +3635,6 @@
         <w:shd w:val="clear" w:color="auto" w:fill="BFBFBF" w:themeFill="background1" w:themeFillShade="BF"/>
       </w:pPr>
       <w:r>
-        <w:lastRenderedPageBreak/>
         <w:t>Takes 0.560s.</w:t>
       </w:r>
     </w:p>
@@ -4425,6 +4374,7 @@
               <w:rPr>
                 <w:rFonts w:hint="eastAsia"/>
               </w:rPr>
+              <w:lastRenderedPageBreak/>
               <w:t>Story.uniondb.mgr.001.001</w:t>
             </w:r>
           </w:p>
@@ -4453,14 +4403,7 @@
               <w:rPr>
                 <w:rFonts w:hint="eastAsia"/>
               </w:rPr>
-              <w:t>数</w:t>
-            </w:r>
-            <w:r>
-              <w:rPr>
-                <w:rFonts w:hint="eastAsia"/>
-              </w:rPr>
-              <w:lastRenderedPageBreak/>
-              <w:t>据源和表</w:t>
+              <w:t>数据源和表</w:t>
             </w:r>
             <w:r>
               <w:rPr>
@@ -4505,7 +4448,6 @@
               <w:rPr>
                 <w:rFonts w:hint="eastAsia"/>
               </w:rPr>
-              <w:lastRenderedPageBreak/>
               <w:t>添加</w:t>
             </w:r>
             <w:r>
@@ -4534,7 +4476,6 @@
               <w:rPr>
                 <w:rFonts w:hint="eastAsia"/>
               </w:rPr>
-              <w:lastRenderedPageBreak/>
               <w:t>创建表</w:t>
             </w:r>
             <w:r>
@@ -4560,15 +4501,7 @@
               <w:rPr>
                 <w:rFonts w:hint="eastAsia"/>
               </w:rPr>
-              <w:lastRenderedPageBreak/>
-              <w:t>查询结果与预期</w:t>
-            </w:r>
-            <w:r>
-              <w:rPr>
-                <w:rFonts w:hint="eastAsia"/>
-              </w:rPr>
-              <w:lastRenderedPageBreak/>
-              <w:t>相同</w:t>
+              <w:t>查询结果与预期相同</w:t>
             </w:r>
           </w:p>
         </w:tc>
